--- a/klagomål/A 30010-2026 FSC-klagomål.docx
+++ b/klagomål/A 30010-2026 FSC-klagomål.docx
@@ -1348,7 +1348,7 @@
     <w:r>
       <w:tab/>
       <w:tab/>
-      <w:t>2026-09-14</w:t>
+      <w:t>2026-09-15</w:t>
       <w:br/>
       <w:br/>
     </w:r>

--- a/klagomål/A 30010-2026 FSC-klagomål.docx
+++ b/klagomål/A 30010-2026 FSC-klagomål.docx
@@ -1348,7 +1348,7 @@
     <w:r>
       <w:tab/>
       <w:tab/>
-      <w:t>2026-09-15</w:t>
+      <w:t>2026-09-16</w:t>
       <w:br/>
       <w:br/>
     </w:r>

--- a/klagomål/A 30010-2026 FSC-klagomål.docx
+++ b/klagomål/A 30010-2026 FSC-klagomål.docx
@@ -1348,7 +1348,7 @@
     <w:r>
       <w:tab/>
       <w:tab/>
-      <w:t>2026-09-16</w:t>
+      <w:t>2026-09-17</w:t>
       <w:br/>
       <w:br/>
     </w:r>

--- a/klagomål/A 30010-2026 FSC-klagomål.docx
+++ b/klagomål/A 30010-2026 FSC-klagomål.docx
@@ -1348,7 +1348,7 @@
     <w:r>
       <w:tab/>
       <w:tab/>
-      <w:t>2026-09-17</w:t>
+      <w:t>2026-09-18</w:t>
       <w:br/>
       <w:br/>
     </w:r>

--- a/klagomål/A 30010-2026 FSC-klagomål.docx
+++ b/klagomål/A 30010-2026 FSC-klagomål.docx
@@ -1348,7 +1348,7 @@
     <w:r>
       <w:tab/>
       <w:tab/>
-      <w:t>2026-09-18</w:t>
+      <w:t>2026-09-19</w:t>
       <w:br/>
       <w:br/>
     </w:r>

--- a/klagomål/A 30010-2026 FSC-klagomål.docx
+++ b/klagomål/A 30010-2026 FSC-klagomål.docx
@@ -178,7 +178,7 @@
       <w:r>
         <w:drawing>
           <wp:inline xmlns:a="http://schemas.openxmlformats.org/drawingml/2006/main" xmlns:pic="http://schemas.openxmlformats.org/drawingml/2006/picture">
-            <wp:extent cx="5486400" cy="4508733"/>
+            <wp:extent cx="5486400" cy="4448432"/>
             <wp:docPr id="1" name="Picture 1"/>
             <wp:cNvGraphicFramePr>
               <a:graphicFrameLocks noChangeAspect="1"/>
@@ -199,7 +199,7 @@
                   <pic:spPr>
                     <a:xfrm>
                       <a:off x="0" y="0"/>
-                      <a:ext cx="5486400" cy="4508733"/>
+                      <a:ext cx="5486400" cy="4448432"/>
                     </a:xfrm>
                     <a:prstGeom prst="rect"/>
                   </pic:spPr>
@@ -221,7 +221,7 @@
     </w:p>
     <w:p>
       <w:r>
-        <w:t>I och inom 23 meter från avverkningsanmälan finns fynd av 9 naturvårdsarter, varav 5 är rödlistade, 6 är fridlysta, 6 är typiska (T) och 1 är signalart (S): garnlav (VU, T), knärot (VU, T, §8), kolflarnlav (NT, T), lunglav (NT, T), rödvingetrast (NT, §4), plattlummer (S, T, §9), tjäder (T, §4), fläcknycklar (§8) och nattviol (§8). Se Figur 1.</w:t>
+        <w:t>I och inom 23 meter från avverkningsanmälan finns fynd av 12 naturvårdsarter, varav 8 är rödlistade, 6 är fridlysta, 9 är typiska (T) och 1 är signalart (S): garnlav (VU, T), knärot (VU, T, §8), dropptaggsvamp (NT, T), kolflarnlav (NT, T), lunglav (NT, T), motaggsvamp (NT, T), rödvingetrast (NT, §4), skrovellav (NT, T), plattlummer (S, T, §9), tjäder (T, §4), fläcknycklar (§8) och nattviol (§8). Se Figur 1.</w:t>
       </w:r>
     </w:p>
     <w:p>
@@ -381,6 +381,26 @@
         <w:rPr>
           <w:b/>
         </w:rPr>
+        <w:t>Dropptaggsvamp (NT)</w:t>
+      </w:r>
+      <w:r>
+        <w:t xml:space="preserve"> bildar mykorrhiza med tall, främst i barrskog med trädkontinuitet, i magra, torra och ljusöppna lavtallskogar och i barrblandskogar med friskmossor och lingon i fältskiktet. Den totala populationen i landet har minskat och bedöms fortsätta minska till följd av slutavverkningar av tallskog. Det är högst oklart om arten långsiktigt kan etablera och reproducera sig i skogsbestånd som brukas med trakthyggesmetoder, markberedning, gödsling eller föryngring med förädlat plantmaterial. Uppfyller kriterierna för att bli rödlistad på grund av ny kunskap som visar att en större andel av populationen än tidigare bedömt är knuten till kontinuitetsbarrskog. Minskningstakten för den svenska populationen bedöms vara nära gränsvärdet för Sårbar (VU). Dropptaggsvamp är typisk art för </w:t>
+      </w:r>
+      <w:r>
+        <w:rPr>
+          <w:i/>
+        </w:rPr>
+        <w:t xml:space="preserve">9010 Taiga </w:t>
+      </w:r>
+      <w:r>
+        <w:t>(SLU Artdatabanken, 2026).</w:t>
+      </w:r>
+    </w:p>
+    <w:p>
+      <w:r>
+        <w:rPr>
+          <w:b/>
+        </w:rPr>
         <w:t>Kolflarnlav (NT)</w:t>
       </w:r>
       <w:r>
@@ -447,6 +467,73 @@
           <w:i/>
         </w:rPr>
         <w:t xml:space="preserve"> 6530 Lövängar</w:t>
+      </w:r>
+      <w:r>
+        <w:t xml:space="preserve"> (SLU Artdatabanken, 2026; Nitare &amp; Skogsstyrelsen, 2019).</w:t>
+      </w:r>
+    </w:p>
+    <w:p>
+      <w:r>
+        <w:rPr>
+          <w:b/>
+        </w:rPr>
+        <w:t xml:space="preserve">Motaggsvamp (NT) </w:t>
+      </w:r>
+      <w:r>
+        <w:t xml:space="preserve">bildar mykorrhiza med tall i tallskog och hittas huvudsakligen i äldre, glesare skogsbestånd och hällmarksimpediment. Arten hotas främst av skogsavverkning och tycks försvinna efter slutavverkning, markberedning och plantering. Motaggsvamp är typisk art för </w:t>
+      </w:r>
+      <w:r>
+        <w:rPr>
+          <w:i/>
+        </w:rPr>
+        <w:t>9010 Taiga</w:t>
+      </w:r>
+      <w:r>
+        <w:t xml:space="preserve"> (SLU Artdatabanken, 2024).</w:t>
+      </w:r>
+    </w:p>
+    <w:p>
+      <w:r>
+        <w:rPr>
+          <w:b/>
+        </w:rPr>
+        <w:t>Skrovellav (NT)</w:t>
+      </w:r>
+      <w:r>
+        <w:t xml:space="preserve"> växer på gamla lövträd och på klippor i gamla skogar med hög och jämn luftfuktighet. Slutavverkning av kontinuitetsskog utgör det största hotet och lavens fortsatta förekomst bör säkerställas genom att lokaler med äldre skog skyddas. I områden med mycket hög luftfuktighet kan man på bålen av skrovellav finna de sällsynta parasitsvamparna skrovellavsknapp (EN), </w:t>
+      </w:r>
+      <w:r>
+        <w:rPr>
+          <w:i/>
+        </w:rPr>
+        <w:t>Catillaria lobariicola</w:t>
+      </w:r>
+      <w:r>
+        <w:t xml:space="preserve"> (VU) och </w:t>
+      </w:r>
+      <w:r>
+        <w:rPr>
+          <w:i/>
+        </w:rPr>
+        <w:t>Merismatium lobariae</w:t>
+      </w:r>
+      <w:r>
+        <w:t xml:space="preserve"> (DD). Skrovellav är typisk art för </w:t>
+      </w:r>
+      <w:r>
+        <w:rPr>
+          <w:i/>
+        </w:rPr>
+        <w:t xml:space="preserve">9010 Taiga, 9020 Nordlig ädellövskog, 9040 Fjällbjörkskog, 9070 Trädklädd betesmark, 9160 Näringsrik ekskog, 9180 Ädellövskog i branter, 9190 Näringsfattig ekskog, 8210 Kalkbranter </w:t>
+      </w:r>
+      <w:r>
+        <w:t xml:space="preserve">och </w:t>
+      </w:r>
+      <w:r>
+        <w:rPr>
+          <w:i/>
+        </w:rPr>
+        <w:t>6530 Lövängar</w:t>
       </w:r>
       <w:r>
         <w:t xml:space="preserve"> (SLU Artdatabanken, 2026; Nitare &amp; Skogsstyrelsen, 2019).</w:t>
@@ -616,7 +703,7 @@
         <w:rPr>
           <w:i/>
         </w:rPr>
-        <w:t>I det avverkningsanmälda skogsområdet har 9 naturvårdsarter varav 5 rödlistade arter sina livsmiljöer och växtplatser.</w:t>
+        <w:t>I det avverkningsanmälda skogsområdet har 12 naturvårdsarter varav 8 rödlistade arter sina livsmiljöer och växtplatser.</w:t>
       </w:r>
     </w:p>
     <w:p>
@@ -1348,7 +1435,7 @@
     <w:r>
       <w:tab/>
       <w:tab/>
-      <w:t>2026-09-19</w:t>
+      <w:t>2026-09-21</w:t>
       <w:br/>
       <w:br/>
     </w:r>

--- a/klagomål/A 30010-2026 FSC-klagomål.docx
+++ b/klagomål/A 30010-2026 FSC-klagomål.docx
@@ -1435,7 +1435,7 @@
     <w:r>
       <w:tab/>
       <w:tab/>
-      <w:t>2026-09-21</w:t>
+      <w:t>2026-09-23</w:t>
       <w:br/>
       <w:br/>
     </w:r>

--- a/klagomål/A 30010-2026 FSC-klagomål.docx
+++ b/klagomål/A 30010-2026 FSC-klagomål.docx
@@ -1435,7 +1435,7 @@
     <w:r>
       <w:tab/>
       <w:tab/>
-      <w:t>2026-09-23</w:t>
+      <w:t>2026-09-24</w:t>
       <w:br/>
       <w:br/>
     </w:r>

--- a/klagomål/A 30010-2026 FSC-klagomål.docx
+++ b/klagomål/A 30010-2026 FSC-klagomål.docx
@@ -1435,7 +1435,7 @@
     <w:r>
       <w:tab/>
       <w:tab/>
-      <w:t>2026-09-24</w:t>
+      <w:t>2026-09-25</w:t>
       <w:br/>
       <w:br/>
     </w:r>

--- a/klagomål/A 30010-2026 FSC-klagomål.docx
+++ b/klagomål/A 30010-2026 FSC-klagomål.docx
@@ -1435,7 +1435,7 @@
     <w:r>
       <w:tab/>
       <w:tab/>
-      <w:t>2026-09-25</w:t>
+      <w:t>2026-09-26</w:t>
       <w:br/>
       <w:br/>
     </w:r>

--- a/klagomål/A 30010-2026 FSC-klagomål.docx
+++ b/klagomål/A 30010-2026 FSC-klagomål.docx
@@ -1435,7 +1435,7 @@
     <w:r>
       <w:tab/>
       <w:tab/>
-      <w:t>2026-09-26</w:t>
+      <w:t>2026-09-27</w:t>
       <w:br/>
       <w:br/>
     </w:r>

--- a/klagomål/A 30010-2026 FSC-klagomål.docx
+++ b/klagomål/A 30010-2026 FSC-klagomål.docx
@@ -1435,7 +1435,7 @@
     <w:r>
       <w:tab/>
       <w:tab/>
-      <w:t>2026-09-27</w:t>
+      <w:t>2026-09-28</w:t>
       <w:br/>
       <w:br/>
     </w:r>

--- a/klagomål/A 30010-2026 FSC-klagomål.docx
+++ b/klagomål/A 30010-2026 FSC-klagomål.docx
@@ -1435,7 +1435,7 @@
     <w:r>
       <w:tab/>
       <w:tab/>
-      <w:t>2026-09-28</w:t>
+      <w:t>2026-09-29</w:t>
       <w:br/>
       <w:br/>
     </w:r>

--- a/klagomål/A 30010-2026 FSC-klagomål.docx
+++ b/klagomål/A 30010-2026 FSC-klagomål.docx
@@ -1435,7 +1435,7 @@
     <w:r>
       <w:tab/>
       <w:tab/>
-      <w:t>2026-09-29</w:t>
+      <w:t>2026-09-30</w:t>
       <w:br/>
       <w:br/>
     </w:r>

--- a/klagomål/A 30010-2026 FSC-klagomål.docx
+++ b/klagomål/A 30010-2026 FSC-klagomål.docx
@@ -1435,7 +1435,7 @@
     <w:r>
       <w:tab/>
       <w:tab/>
-      <w:t>2026-09-30</w:t>
+      <w:t>2026-10-01</w:t>
       <w:br/>
       <w:br/>
     </w:r>

--- a/klagomål/A 30010-2026 FSC-klagomål.docx
+++ b/klagomål/A 30010-2026 FSC-klagomål.docx
@@ -1435,7 +1435,7 @@
     <w:r>
       <w:tab/>
       <w:tab/>
-      <w:t>2026-10-01</w:t>
+      <w:t>2026-10-02</w:t>
       <w:br/>
       <w:br/>
     </w:r>

--- a/klagomål/A 30010-2026 FSC-klagomål.docx
+++ b/klagomål/A 30010-2026 FSC-klagomål.docx
@@ -1435,7 +1435,7 @@
     <w:r>
       <w:tab/>
       <w:tab/>
-      <w:t>2026-10-02</w:t>
+      <w:t>2026-10-03</w:t>
       <w:br/>
       <w:br/>
     </w:r>

--- a/klagomål/A 30010-2026 FSC-klagomål.docx
+++ b/klagomål/A 30010-2026 FSC-klagomål.docx
@@ -1435,7 +1435,7 @@
     <w:r>
       <w:tab/>
       <w:tab/>
-      <w:t>2026-10-03</w:t>
+      <w:t>2026-10-04</w:t>
       <w:br/>
       <w:br/>
     </w:r>

--- a/klagomål/A 30010-2026 FSC-klagomål.docx
+++ b/klagomål/A 30010-2026 FSC-klagomål.docx
@@ -1435,7 +1435,7 @@
     <w:r>
       <w:tab/>
       <w:tab/>
-      <w:t>2026-10-04</w:t>
+      <w:t>2026-10-05</w:t>
       <w:br/>
       <w:br/>
     </w:r>

--- a/klagomål/A 30010-2026 FSC-klagomål.docx
+++ b/klagomål/A 30010-2026 FSC-klagomål.docx
@@ -1435,7 +1435,7 @@
     <w:r>
       <w:tab/>
       <w:tab/>
-      <w:t>2026-10-05</w:t>
+      <w:t>2026-10-06</w:t>
       <w:br/>
       <w:br/>
     </w:r>

--- a/klagomål/A 30010-2026 FSC-klagomål.docx
+++ b/klagomål/A 30010-2026 FSC-klagomål.docx
@@ -1435,7 +1435,7 @@
     <w:r>
       <w:tab/>
       <w:tab/>
-      <w:t>2026-10-06</w:t>
+      <w:t>2026-10-07</w:t>
       <w:br/>
       <w:br/>
     </w:r>

--- a/klagomål/A 30010-2026 FSC-klagomål.docx
+++ b/klagomål/A 30010-2026 FSC-klagomål.docx
@@ -1435,7 +1435,7 @@
     <w:r>
       <w:tab/>
       <w:tab/>
-      <w:t>2026-10-07</w:t>
+      <w:t>2026-10-08</w:t>
       <w:br/>
       <w:br/>
     </w:r>

--- a/klagomål/A 30010-2026 FSC-klagomål.docx
+++ b/klagomål/A 30010-2026 FSC-klagomål.docx
@@ -1435,7 +1435,7 @@
     <w:r>
       <w:tab/>
       <w:tab/>
-      <w:t>2026-10-08</w:t>
+      <w:t>2026-10-09</w:t>
       <w:br/>
       <w:br/>
     </w:r>

--- a/klagomål/A 30010-2026 FSC-klagomål.docx
+++ b/klagomål/A 30010-2026 FSC-klagomål.docx
@@ -1435,7 +1435,7 @@
     <w:r>
       <w:tab/>
       <w:tab/>
-      <w:t>2026-10-09</w:t>
+      <w:t>2026-10-10</w:t>
       <w:br/>
       <w:br/>
     </w:r>

--- a/klagomål/A 30010-2026 FSC-klagomål.docx
+++ b/klagomål/A 30010-2026 FSC-klagomål.docx
@@ -1435,7 +1435,7 @@
     <w:r>
       <w:tab/>
       <w:tab/>
-      <w:t>2026-10-10</w:t>
+      <w:t>2026-10-11</w:t>
       <w:br/>
       <w:br/>
     </w:r>

--- a/klagomål/A 30010-2026 FSC-klagomål.docx
+++ b/klagomål/A 30010-2026 FSC-klagomål.docx
@@ -1435,7 +1435,7 @@
     <w:r>
       <w:tab/>
       <w:tab/>
-      <w:t>2026-10-11</w:t>
+      <w:t>2026-10-12</w:t>
       <w:br/>
       <w:br/>
     </w:r>

--- a/klagomål/A 30010-2026 FSC-klagomål.docx
+++ b/klagomål/A 30010-2026 FSC-klagomål.docx
@@ -1435,7 +1435,7 @@
     <w:r>
       <w:tab/>
       <w:tab/>
-      <w:t>2026-10-12</w:t>
+      <w:t>2026-10-13</w:t>
       <w:br/>
       <w:br/>
     </w:r>

--- a/klagomål/A 30010-2026 FSC-klagomål.docx
+++ b/klagomål/A 30010-2026 FSC-klagomål.docx
@@ -1435,7 +1435,7 @@
     <w:r>
       <w:tab/>
       <w:tab/>
-      <w:t>2026-10-13</w:t>
+      <w:t>2026-10-14</w:t>
       <w:br/>
       <w:br/>
     </w:r>

--- a/klagomål/A 30010-2026 FSC-klagomål.docx
+++ b/klagomål/A 30010-2026 FSC-klagomål.docx
@@ -1435,7 +1435,7 @@
     <w:r>
       <w:tab/>
       <w:tab/>
-      <w:t>2026-10-14</w:t>
+      <w:t>2026-10-15</w:t>
       <w:br/>
       <w:br/>
     </w:r>

--- a/klagomål/A 30010-2026 FSC-klagomål.docx
+++ b/klagomål/A 30010-2026 FSC-klagomål.docx
@@ -1435,7 +1435,7 @@
     <w:r>
       <w:tab/>
       <w:tab/>
-      <w:t>2026-10-15</w:t>
+      <w:t>2026-10-16</w:t>
       <w:br/>
       <w:br/>
     </w:r>

--- a/klagomål/A 30010-2026 FSC-klagomål.docx
+++ b/klagomål/A 30010-2026 FSC-klagomål.docx
@@ -1435,7 +1435,7 @@
     <w:r>
       <w:tab/>
       <w:tab/>
-      <w:t>2026-10-16</w:t>
+      <w:t>2026-10-17</w:t>
       <w:br/>
       <w:br/>
     </w:r>

--- a/klagomål/A 30010-2026 FSC-klagomål.docx
+++ b/klagomål/A 30010-2026 FSC-klagomål.docx
@@ -1435,7 +1435,7 @@
     <w:r>
       <w:tab/>
       <w:tab/>
-      <w:t>2026-10-17</w:t>
+      <w:t>2026-10-18</w:t>
       <w:br/>
       <w:br/>
     </w:r>

--- a/klagomål/A 30010-2026 FSC-klagomål.docx
+++ b/klagomål/A 30010-2026 FSC-klagomål.docx
@@ -1435,7 +1435,7 @@
     <w:r>
       <w:tab/>
       <w:tab/>
-      <w:t>2026-10-18</w:t>
+      <w:t>2026-10-19</w:t>
       <w:br/>
       <w:br/>
     </w:r>

--- a/klagomål/A 30010-2026 FSC-klagomål.docx
+++ b/klagomål/A 30010-2026 FSC-klagomål.docx
@@ -1435,7 +1435,7 @@
     <w:r>
       <w:tab/>
       <w:tab/>
-      <w:t>2026-10-19</w:t>
+      <w:t>2026-10-20</w:t>
       <w:br/>
       <w:br/>
     </w:r>

--- a/klagomål/A 30010-2026 FSC-klagomål.docx
+++ b/klagomål/A 30010-2026 FSC-klagomål.docx
@@ -1435,7 +1435,7 @@
     <w:r>
       <w:tab/>
       <w:tab/>
-      <w:t>2026-10-20</w:t>
+      <w:t>2026-10-21</w:t>
       <w:br/>
       <w:br/>
     </w:r>

--- a/klagomål/A 30010-2026 FSC-klagomål.docx
+++ b/klagomål/A 30010-2026 FSC-klagomål.docx
@@ -1435,7 +1435,7 @@
     <w:r>
       <w:tab/>
       <w:tab/>
-      <w:t>2026-10-21</w:t>
+      <w:t>2026-10-22</w:t>
       <w:br/>
       <w:br/>
     </w:r>

--- a/klagomål/A 30010-2026 FSC-klagomål.docx
+++ b/klagomål/A 30010-2026 FSC-klagomål.docx
@@ -1435,7 +1435,7 @@
     <w:r>
       <w:tab/>
       <w:tab/>
-      <w:t>2026-10-22</w:t>
+      <w:t>2026-10-23</w:t>
       <w:br/>
       <w:br/>
     </w:r>

--- a/klagomål/A 30010-2026 FSC-klagomål.docx
+++ b/klagomål/A 30010-2026 FSC-klagomål.docx
@@ -1435,7 +1435,7 @@
     <w:r>
       <w:tab/>
       <w:tab/>
-      <w:t>2026-10-23</w:t>
+      <w:t>2026-10-24</w:t>
       <w:br/>
       <w:br/>
     </w:r>

--- a/klagomål/A 30010-2026 FSC-klagomål.docx
+++ b/klagomål/A 30010-2026 FSC-klagomål.docx
@@ -1435,7 +1435,7 @@
     <w:r>
       <w:tab/>
       <w:tab/>
-      <w:t>2026-10-24</w:t>
+      <w:t>2026-10-25</w:t>
       <w:br/>
       <w:br/>
     </w:r>

--- a/klagomål/A 30010-2026 FSC-klagomål.docx
+++ b/klagomål/A 30010-2026 FSC-klagomål.docx
@@ -1435,7 +1435,7 @@
     <w:r>
       <w:tab/>
       <w:tab/>
-      <w:t>2026-10-25</w:t>
+      <w:t>2026-10-26</w:t>
       <w:br/>
       <w:br/>
     </w:r>

--- a/klagomål/A 30010-2026 FSC-klagomål.docx
+++ b/klagomål/A 30010-2026 FSC-klagomål.docx
@@ -1435,7 +1435,7 @@
     <w:r>
       <w:tab/>
       <w:tab/>
-      <w:t>2026-10-26</w:t>
+      <w:t>2026-10-27</w:t>
       <w:br/>
       <w:br/>
     </w:r>

--- a/klagomål/A 30010-2026 FSC-klagomål.docx
+++ b/klagomål/A 30010-2026 FSC-klagomål.docx
@@ -1435,7 +1435,7 @@
     <w:r>
       <w:tab/>
       <w:tab/>
-      <w:t>2026-10-27</w:t>
+      <w:t>2026-10-28</w:t>
       <w:br/>
       <w:br/>
     </w:r>

--- a/klagomål/A 30010-2026 FSC-klagomål.docx
+++ b/klagomål/A 30010-2026 FSC-klagomål.docx
@@ -1435,7 +1435,7 @@
     <w:r>
       <w:tab/>
       <w:tab/>
-      <w:t>2026-10-28</w:t>
+      <w:t>2026-10-29</w:t>
       <w:br/>
       <w:br/>
     </w:r>

--- a/klagomål/A 30010-2026 FSC-klagomål.docx
+++ b/klagomål/A 30010-2026 FSC-klagomål.docx
@@ -1435,7 +1435,7 @@
     <w:r>
       <w:tab/>
       <w:tab/>
-      <w:t>2026-10-29</w:t>
+      <w:t>2026-10-31</w:t>
       <w:br/>
       <w:br/>
     </w:r>
